--- a/politica-controle-tecnologico/arquivos/Anexo_8_Investigacoes_Estudos_R00.docx
+++ b/politica-controle-tecnologico/arquivos/Anexo_8_Investigacoes_Estudos_R00.docx
@@ -32,7 +32,7 @@
           <w:color w:val="617177"/>
           <w:sz w:val="21"/>
         </w:rPr>
-        <w:t>Código POL-CT-116-A8 · Revisão R00 · 21/10/2026 · Status PR</w:t>
+        <w:t>Código POL-CT-116-A8 · Revisão R00 · 21/10/2026 · Status AP</w:t>
       </w:r>
     </w:p>
     <w:tbl>
@@ -170,7 +170,7 @@
               <w:rPr>
                 <w:sz w:val="19"/>
               </w:rPr>
-              <w:t>PR</w:t>
+              <w:t>AP</w:t>
             </w:r>
           </w:p>
         </w:tc>
@@ -262,7 +262,7 @@
               <w:rPr>
                 <w:sz w:val="19"/>
               </w:rPr>
-              <w:t>Coordenação de Pavimento e Controle Tecnológico</w:t>
+              <w:t>Coordenação de Pavimento e Monitoração</w:t>
             </w:r>
             <w:r>
               <w:br/>
@@ -271,7 +271,7 @@
               <w:rPr>
                 <w:sz w:val="19"/>
               </w:rPr>
-              <w:t>Assinatura/data: [a assinar na emissão]</w:t>
+              <w:t>Assinatura/data: aprovado em 21/10/2026</w:t>
             </w:r>
           </w:p>
         </w:tc>
@@ -296,7 +296,7 @@
               <w:rPr>
                 <w:sz w:val="19"/>
               </w:rPr>
-              <w:t>Assinatura/data: [a assinar na emissão]</w:t>
+              <w:t>Assinatura/data: aprovado em 21/10/2026</w:t>
             </w:r>
           </w:p>
         </w:tc>
@@ -2040,7 +2040,7 @@
         <w:spacing w:after="120"/>
       </w:pPr>
       <w:r>
-        <w:t>A Coordenação de Pavimento e Controle Tecnológico confere cada boletim e relatório em até 5 dias úteis: completude dos campos, coerência entre perfil, água e critério de parada, correspondência entre amostras e laudos, localização. Boletim conferido passa a Publicado e pode ser usado pelo projeto e pela aceitação. Boletim com falha volta ao responsável; se não puder ser corrigido, é marcado Inválido e a sondagem é refeita.</w:t>
+        <w:t>A Coordenação de Pavimento e Monitoração confere cada boletim e relatório em até 5 dias úteis: completude dos campos, coerência entre perfil, água e critério de parada, correspondência entre amostras e laudos, localização. Boletim conferido passa a Publicado e pode ser usado pelo projeto e pela aceitação. Boletim com falha volta ao responsável; se não puder ser corrigido, é marcado Inválido e a sondagem é refeita.</w:t>
       </w:r>
     </w:p>
     <w:p>
@@ -2272,7 +2272,7 @@
         <w:noProof/>
       </w:rPr>
       <w:drawing>
-        <wp:inline distT="0" distB="0" distL="0" distR="0" wp14:anchorId="28DB22E6" wp14:editId="79D69BF5">
+        <wp:inline distT="0" distB="0" distL="0" distR="0" wp14:anchorId="74BBCD1E" wp14:editId="63B8FFD1">
           <wp:extent cx="1872000" cy="501930"/>
           <wp:effectExtent l="0" t="0" r="0" b="0"/>
           <wp:docPr id="1" name="Picture 1"/>
@@ -2484,31 +2484,31 @@
       </w:rPr>
     </w:lvl>
   </w:abstractNum>
-  <w:num w:numId="1" w16cid:durableId="1441727792">
+  <w:num w:numId="1" w16cid:durableId="1791121377">
     <w:abstractNumId w:val="8"/>
   </w:num>
-  <w:num w:numId="2" w16cid:durableId="1185096288">
+  <w:num w:numId="2" w16cid:durableId="224529177">
     <w:abstractNumId w:val="6"/>
   </w:num>
-  <w:num w:numId="3" w16cid:durableId="1470242731">
+  <w:num w:numId="3" w16cid:durableId="109707630">
     <w:abstractNumId w:val="5"/>
   </w:num>
-  <w:num w:numId="4" w16cid:durableId="25958040">
+  <w:num w:numId="4" w16cid:durableId="1509297384">
     <w:abstractNumId w:val="4"/>
   </w:num>
-  <w:num w:numId="5" w16cid:durableId="117798659">
+  <w:num w:numId="5" w16cid:durableId="97218052">
     <w:abstractNumId w:val="7"/>
   </w:num>
-  <w:num w:numId="6" w16cid:durableId="405106282">
+  <w:num w:numId="6" w16cid:durableId="2048948102">
     <w:abstractNumId w:val="3"/>
   </w:num>
-  <w:num w:numId="7" w16cid:durableId="1131482786">
+  <w:num w:numId="7" w16cid:durableId="1320766316">
     <w:abstractNumId w:val="2"/>
   </w:num>
-  <w:num w:numId="8" w16cid:durableId="2087681850">
+  <w:num w:numId="8" w16cid:durableId="687216421">
     <w:abstractNumId w:val="1"/>
   </w:num>
-  <w:num w:numId="9" w16cid:durableId="1356076540">
+  <w:num w:numId="9" w16cid:durableId="1255281208">
     <w:abstractNumId w:val="0"/>
   </w:num>
 </w:numbering>
